--- a/docs/v2/cases/cs06_oop_mistake.docx
+++ b/docs/v2/cases/cs06_oop_mistake.docx
@@ -31,7 +31,7 @@
         <w:pStyle w:val="Date"/>
       </w:pPr>
       <w:r>
-        <w:t xml:space="preserve">2026-06-02</w:t>
+        <w:t xml:space="preserve">2026-08-20</w:t>
       </w:r>
     </w:p>
     <w:p>

--- a/docs/v2/cases/cs06_oop_mistake.docx
+++ b/docs/v2/cases/cs06_oop_mistake.docx
@@ -31,7 +31,7 @@
         <w:pStyle w:val="Date"/>
       </w:pPr>
       <w:r>
-        <w:t xml:space="preserve">2026-08-20</w:t>
+        <w:t xml:space="preserve">2026-08-21</w:t>
       </w:r>
     </w:p>
     <w:p>
@@ -1436,6 +1436,14 @@
       </w:r>
       <w:r>
         <w:t xml:space="preserve">. The contrast between the two strategies is the whole debate in miniature:</w:t>
+      </w:r>
+    </w:p>
+    <w:p>
+      <w:pPr>
+        <w:pStyle w:val="TableCaption"/>
+      </w:pPr>
+      <w:r>
+        <w:t xml:space="preserve">Inheritance compared with composition as ways of relating objects.</w:t>
       </w:r>
     </w:p>
     <w:tbl>
@@ -1444,6 +1452,7 @@
         <w:tblW w:type="pct" w:w="5000"/>
         <w:tblLayout w:type="fixed"/>
         <w:tblLook w:firstRow="1" w:lastRow="0" w:firstColumn="0" w:lastColumn="0" w:noHBand="0" w:noVBand="0" w:val="0020"/>
+        <w:tblCaption w:val="Inheritance compared with composition as ways of relating objects."/>
       </w:tblPr>
       <w:tblGrid>
         <w:gridCol w:w="2640"/>
